--- a/group04_week2_shayan_aamir_23390221.docx
+++ b/group04_week2_shayan_aamir_23390221.docx
@@ -419,7 +419,7 @@
                 <w:bCs w:val="1"/>
                 <w:rtl w:val="0"/>
               </w:rPr>
-              <w:t xml:space="preserve">Week  2     From    23/02/26      To     01 /02/26           </w:t>
+              <w:t xml:space="preserve">Week  2     From    23/02/26      To     27/02/26           </w:t>
             </w:r>
           </w:p>
         </w:tc>
